--- a/examples/demo-pack/sample.docx
+++ b/examples/demo-pack/sample.docx
@@ -1,10 +1,110 @@
 
 <file path=word/document.xml><?xml version="1.0" encoding="utf-8"?>
-<w:document xmlns:w="http://schemas.openxmlformats.org/wordprocessingml/2006/main">
+<w:document xmlns:o="urn:schemas-microsoft-com:office:office" xmlns:r="http://schemas.openxmlformats.org/officeDocument/2006/relationships" xmlns:v="urn:schemas-microsoft-com:vml" xmlns:w="http://schemas.openxmlformats.org/wordprocessingml/2006/main" xmlns:w10="urn:schemas-microsoft-com:office:word" xmlns:wp="http://schemas.openxmlformats.org/drawingml/2006/wordprocessingDrawing" xmlns:wps="http://schemas.microsoft.com/office/word/2010/wordprocessingShape" xmlns:wpg="http://schemas.microsoft.com/office/word/2010/wordprocessingGroup" xmlns:mc="http://schemas.openxmlformats.org/markup-compatibility/2006" xmlns:wp14="http://schemas.microsoft.com/office/word/2010/wordprocessingDrawing" xmlns:w14="http://schemas.microsoft.com/office/word/2010/wordml" xmlns:w15="http://schemas.microsoft.com/office/word/2012/wordml" mc:Ignorable="w14 wp14">
   <w:body>
     <w:p>
+      <w:pPr>
+        <w:rPr/>
+        <w:pStyle w:val="Heading1"/>
+      </w:pPr>
       <w:r>
-        <w:t>Unibrowser rich document demo for CMD-11.</w:t>
+        <w:rPr/>
+        <w:t xml:space="preserve">Demo markdown</w:t>
+      </w:r>
+    </w:p>
+    <w:p>
+      <w:pPr>
+        <w:rPr/>
+      </w:pPr>
+      <w:r>
+        <w:rPr/>
+        <w:t xml:space="preserve">Unibrowser renders Markdown in the document viewer.</w:t>
+      </w:r>
+    </w:p>
+    <w:p>
+      <w:pPr>
+        <w:rPr/>
+      </w:pPr>
+      <w:r>
+        <w:rPr/>
+        <w:t xml:space="preserve">Render 1 block quotes use a pale blue panel and a left accent bar on the paper card.</w:t>
+      </w:r>
+    </w:p>
+    <w:p>
+      <w:pPr>
+        <w:rPr/>
+      </w:pPr>
+      <w:r>
+        <w:rPr/>
+        <w:t xml:space="preserve">Bold and italic</w:t>
+      </w:r>
+    </w:p>
+    <w:p>
+      <w:pPr>
+        <w:rPr/>
+      </w:pPr>
+      <w:r>
+        <w:rPr/>
+        <w:t xml:space="preserve">Architecture (link may not resolve in preview; open from repo)</w:t>
+      </w:r>
+    </w:p>
+    <w:p>
+      <w:pPr>
+        <w:rPr/>
+        <w:pStyle w:val="Heading2"/>
+      </w:pPr>
+      <w:r>
+        <w:rPr/>
+        <w:t xml:space="preserve">Next steps</w:t>
+      </w:r>
+    </w:p>
+    <w:p>
+      <w:pPr>
+        <w:rPr/>
+      </w:pPr>
+      <w:r>
+        <w:rPr/>
+        <w:t xml:space="preserve">Open sample.unibrow for the native project format.</w:t>
+      </w:r>
+    </w:p>
+    <w:sectPr>
+      <w:pgSz w:w="11906" w:h="16838"/>
+      <w:pgMar w:top="1985" w:right="1701" w:bottom="1701" w:left="1701" w:header="851" w:footer="992" w:gutter="0"/>
+      <w:cols w:space="425" w:num="1"/>
+    </w:sectPr>
+    <w:p>
+      <w:r>
+        <w:drawing>
+          <wp:inline xmlns:wp="http://schemas.openxmlformats.org/drawingml/2006/wordprocessingDrawing" xmlns:a="http://schemas.openxmlformats.org/drawingml/2006/main" xmlns:pic="http://schemas.openxmlformats.org/drawingml/2006/picture" xmlns:r="http://schemas.openxmlformats.org/officeDocument/2006/relationships" distT="0" distB="0" distL="0" distR="0">
+            <wp:extent cx="1905000" cy="1428750"/>
+            <wp:docPr id="1" name="sample.png" descr="Demo pack image"/>
+            <a:graphic>
+              <a:graphicData uri="http://schemas.openxmlformats.org/drawingml/2006/picture">
+                <pic:pic>
+                  <pic:nvPicPr>
+                    <pic:cNvPr id="0" name="sample.png"/>
+                    <pic:cNvPicPr/>
+                  </pic:nvPicPr>
+                  <pic:blipFill>
+                    <a:blip r:embed="rId2"/>
+                    <a:stretch>
+                      <a:fillRect/>
+                    </a:stretch>
+                  </pic:blipFill>
+                  <pic:spPr>
+                    <a:xfrm>
+                      <a:off x="0" y="0"/>
+                      <a:ext cx="1905000" cy="1428750"/>
+                    </a:xfrm>
+                    <a:prstGeom prst="rect">
+                      <a:avLst/>
+                    </a:prstGeom>
+                  </pic:spPr>
+                </pic:pic>
+              </a:graphicData>
+            </a:graphic>
+          </wp:inline>
+        </w:drawing>
       </w:r>
     </w:p>
   </w:body>
